--- a/activities/04 - Choose and Pilot a Countermeasure/A04-Checklist-Choose-and-Pilot-a-Countermeasure.docx
+++ b/activities/04 - Choose and Pilot a Countermeasure/A04-Checklist-Choose-and-Pilot-a-Countermeasure.docx
@@ -428,7 +428,7 @@
               <w:rPr>
                 <w:sz w:val="19"/>
               </w:rPr>
-              <w:t>Every countermeasure addresses the root cause from Lab 3, not the symptom.</w:t>
+              <w:t>Every countermeasure addresses the root cause from Activity 3, not the symptom.</w:t>
             </w:r>
           </w:p>
         </w:tc>
@@ -740,7 +740,7 @@
         <w:rPr>
           <w:sz w:val="21"/>
         </w:rPr>
-        <w:t>Every group can show a countermeasure that addresses the Lab 3 root cause, a completed impact/effort grid with one selection, numbered standard work with a done/not-done check, and a pilot plan naming a measure, an owner and a review date.</w:t>
+        <w:t>Every group can show a countermeasure that addresses the Activity 3 root cause, a completed impact/effort grid with one selection, numbered standard work with a done/not-done check, and a pilot plan naming a measure, an owner and a review date.</w:t>
       </w:r>
     </w:p>
     <w:p>
@@ -812,7 +812,7 @@
           <w:color w:val="555B66"/>
           <w:sz w:val="16"/>
         </w:rPr>
-        <w:t>Certified Lean Six Sigma White Belt (CLSSWB) Training · TGS-2025053210 · Version v4 · © 2026 Tertiary Infotech Academy Pte Ltd</w:t>
+        <w:t>Certified Lean Six Sigma White Belt (CLSSWB) Training · TGS-2025053210 · Version v5 · © 2026 Tertiary Infotech Academy Pte Ltd</w:t>
       </w:r>
     </w:p>
     <w:sectPr>

--- a/activities/04 - Choose and Pilot a Countermeasure/A04-Checklist-Choose-and-Pilot-a-Countermeasure.docx
+++ b/activities/04 - Choose and Pilot a Countermeasure/A04-Checklist-Choose-and-Pilot-a-Countermeasure.docx
@@ -108,7 +108,7 @@
                 <w:color w:val="111827"/>
                 <w:sz w:val="18"/>
               </w:rPr>
-              <w:t>Hands-on Lab</w:t>
+              <w:t>Hands-on Activity</w:t>
             </w:r>
           </w:p>
         </w:tc>
@@ -812,7 +812,7 @@
           <w:color w:val="555B66"/>
           <w:sz w:val="16"/>
         </w:rPr>
-        <w:t>Certified Lean Six Sigma White Belt (CLSSWB) Training · TGS-2025053210 · Version v5 · © 2026 Tertiary Infotech Academy Pte Ltd</w:t>
+        <w:t>Certified Lean Six Sigma White Belt (CLSSWB) Training · TGS-2025053210 · Version v6 · © 2026 Tertiary Infotech Academy Pte Ltd</w:t>
       </w:r>
     </w:p>
     <w:sectPr>

--- a/activities/04 - Choose and Pilot a Countermeasure/A04-Checklist-Choose-and-Pilot-a-Countermeasure.docx
+++ b/activities/04 - Choose and Pilot a Countermeasure/A04-Checklist-Choose-and-Pilot-a-Countermeasure.docx
@@ -812,7 +812,7 @@
           <w:color w:val="555B66"/>
           <w:sz w:val="16"/>
         </w:rPr>
-        <w:t>Certified Lean Six Sigma White Belt (CLSSWB) Training · TGS-2025053210 · Version v6 · © 2026 Tertiary Infotech Academy Pte Ltd</w:t>
+        <w:t>Certified Lean Six Sigma White Belt (CLSSWB) Training · TGS-2025053210 · Version v7 · © 2026 Tertiary Infotech Academy Pte Ltd</w:t>
       </w:r>
     </w:p>
     <w:sectPr>
